--- a/议题一思考说明.docx
+++ b/议题一思考说明.docx
@@ -106,6 +106,7 @@
     <w:p>
       <w:pPr>
         <w:numPr>
+          <w:ilvl w:val="0"/>
           <w:numId w:val="0"/>
         </w:numPr>
         <w:rPr>
@@ -157,6 +158,7 @@
     <w:p>
       <w:pPr>
         <w:numPr>
+          <w:ilvl w:val="0"/>
           <w:numId w:val="0"/>
         </w:numPr>
         <w:rPr>
@@ -181,6 +183,7 @@
     <w:p>
       <w:pPr>
         <w:numPr>
+          <w:ilvl w:val="0"/>
           <w:numId w:val="0"/>
         </w:numPr>
         <w:rPr>
@@ -205,6 +208,7 @@
     <w:p>
       <w:pPr>
         <w:numPr>
+          <w:ilvl w:val="0"/>
           <w:numId w:val="0"/>
         </w:numPr>
         <w:rPr>
@@ -229,6 +233,7 @@
     <w:p>
       <w:pPr>
         <w:numPr>
+          <w:ilvl w:val="0"/>
           <w:numId w:val="0"/>
         </w:numPr>
         <w:rPr>
@@ -253,6 +258,7 @@
     <w:p>
       <w:pPr>
         <w:numPr>
+          <w:ilvl w:val="0"/>
           <w:numId w:val="0"/>
         </w:numPr>
         <w:rPr>
@@ -277,6 +283,7 @@
     <w:p>
       <w:pPr>
         <w:numPr>
+          <w:ilvl w:val="0"/>
           <w:numId w:val="0"/>
         </w:numPr>
         <w:rPr>
@@ -301,6 +308,7 @@
     <w:p>
       <w:pPr>
         <w:numPr>
+          <w:ilvl w:val="0"/>
           <w:numId w:val="0"/>
         </w:numPr>
         <w:rPr>
@@ -325,6 +333,7 @@
     <w:p>
       <w:pPr>
         <w:numPr>
+          <w:ilvl w:val="0"/>
           <w:numId w:val="0"/>
         </w:numPr>
         <w:rPr>
@@ -349,6 +358,7 @@
     <w:p>
       <w:pPr>
         <w:numPr>
+          <w:ilvl w:val="0"/>
           <w:numId w:val="0"/>
         </w:numPr>
         <w:rPr>
@@ -373,6 +383,7 @@
     <w:p>
       <w:pPr>
         <w:numPr>
+          <w:ilvl w:val="0"/>
           <w:numId w:val="0"/>
         </w:numPr>
         <w:rPr>
@@ -397,20 +408,22 @@
     <w:p>
       <w:pPr>
         <w:numPr>
-          <w:numId w:val="0"/>
-        </w:numPr>
-        <w:rPr>
-          <w:rFonts w:hint="eastAsia"/>
-          <w:b w:val="0"/>
-          <w:bCs w:val="0"/>
-          <w:sz w:val="20"/>
-          <w:szCs w:val="20"/>
-        </w:rPr>
-      </w:pPr>
-    </w:p>
-    <w:p>
-      <w:pPr>
-        <w:numPr>
+          <w:ilvl w:val="0"/>
+          <w:numId w:val="0"/>
+        </w:numPr>
+        <w:rPr>
+          <w:rFonts w:hint="eastAsia"/>
+          <w:b w:val="0"/>
+          <w:bCs w:val="0"/>
+          <w:sz w:val="20"/>
+          <w:szCs w:val="20"/>
+        </w:rPr>
+      </w:pPr>
+    </w:p>
+    <w:p>
+      <w:pPr>
+        <w:numPr>
+          <w:ilvl w:val="0"/>
           <w:numId w:val="0"/>
         </w:numPr>
         <w:rPr>
@@ -437,6 +450,7 @@
     <w:p>
       <w:pPr>
         <w:numPr>
+          <w:ilvl w:val="0"/>
           <w:numId w:val="0"/>
         </w:numPr>
         <w:rPr>
@@ -472,6 +486,7 @@
     <w:p>
       <w:pPr>
         <w:numPr>
+          <w:ilvl w:val="0"/>
           <w:numId w:val="0"/>
         </w:numPr>
         <w:rPr>
@@ -507,6 +522,7 @@
     <w:p>
       <w:pPr>
         <w:numPr>
+          <w:ilvl w:val="0"/>
           <w:numId w:val="0"/>
         </w:numPr>
         <w:rPr>
@@ -533,21 +549,23 @@
     <w:p>
       <w:pPr>
         <w:numPr>
-          <w:numId w:val="0"/>
-        </w:numPr>
-        <w:rPr>
-          <w:rFonts w:hint="eastAsia"/>
-          <w:b w:val="0"/>
-          <w:bCs w:val="0"/>
-          <w:sz w:val="20"/>
-          <w:szCs w:val="20"/>
-          <w:lang w:val="en-US" w:eastAsia="zh-CN"/>
-        </w:rPr>
-      </w:pPr>
-    </w:p>
-    <w:p>
-      <w:pPr>
-        <w:numPr>
+          <w:ilvl w:val="0"/>
+          <w:numId w:val="0"/>
+        </w:numPr>
+        <w:rPr>
+          <w:rFonts w:hint="eastAsia"/>
+          <w:b w:val="0"/>
+          <w:bCs w:val="0"/>
+          <w:sz w:val="20"/>
+          <w:szCs w:val="20"/>
+          <w:lang w:val="en-US" w:eastAsia="zh-CN"/>
+        </w:rPr>
+      </w:pPr>
+    </w:p>
+    <w:p>
+      <w:pPr>
+        <w:numPr>
+          <w:ilvl w:val="0"/>
           <w:numId w:val="0"/>
         </w:numPr>
         <w:rPr>
@@ -576,6 +594,7 @@
     <w:p>
       <w:pPr>
         <w:numPr>
+          <w:ilvl w:val="0"/>
           <w:numId w:val="0"/>
         </w:numPr>
         <w:rPr>
@@ -602,6 +621,7 @@
     <w:p>
       <w:pPr>
         <w:numPr>
+          <w:ilvl w:val="0"/>
           <w:numId w:val="0"/>
         </w:numPr>
         <w:ind w:firstLine="400" w:firstLineChars="200"/>
@@ -629,6 +649,7 @@
     <w:p>
       <w:pPr>
         <w:numPr>
+          <w:ilvl w:val="0"/>
           <w:numId w:val="0"/>
         </w:numPr>
         <w:rPr>
@@ -655,6 +676,7 @@
     <w:p>
       <w:pPr>
         <w:numPr>
+          <w:ilvl w:val="0"/>
           <w:numId w:val="0"/>
         </w:numPr>
         <w:ind w:firstLine="400" w:firstLineChars="200"/>
@@ -682,6 +704,7 @@
     <w:p>
       <w:pPr>
         <w:numPr>
+          <w:ilvl w:val="0"/>
           <w:numId w:val="0"/>
         </w:numPr>
         <w:rPr>
@@ -723,6 +746,7 @@
     <w:p>
       <w:pPr>
         <w:numPr>
+          <w:ilvl w:val="0"/>
           <w:numId w:val="0"/>
         </w:numPr>
         <w:ind w:leftChars="0"/>
@@ -782,6 +806,7 @@
     <w:p>
       <w:pPr>
         <w:numPr>
+          <w:ilvl w:val="0"/>
           <w:numId w:val="0"/>
         </w:numPr>
         <w:ind w:leftChars="0"/>
@@ -820,6 +845,7 @@
     <w:p>
       <w:pPr>
         <w:numPr>
+          <w:ilvl w:val="0"/>
           <w:numId w:val="0"/>
         </w:numPr>
         <w:ind w:leftChars="0"/>
@@ -845,6 +871,7 @@
     <w:p>
       <w:pPr>
         <w:numPr>
+          <w:ilvl w:val="0"/>
           <w:numId w:val="0"/>
         </w:numPr>
         <w:ind w:leftChars="0"/>
@@ -966,6 +993,7 @@
     <w:p>
       <w:pPr>
         <w:numPr>
+          <w:ilvl w:val="0"/>
           <w:numId w:val="0"/>
         </w:numPr>
         <w:ind w:leftChars="0"/>
@@ -991,6 +1019,7 @@
     <w:p>
       <w:pPr>
         <w:numPr>
+          <w:ilvl w:val="0"/>
           <w:numId w:val="0"/>
         </w:numPr>
         <w:ind w:leftChars="0"/>
@@ -1079,6 +1108,7 @@
     <w:p>
       <w:pPr>
         <w:numPr>
+          <w:ilvl w:val="0"/>
           <w:numId w:val="0"/>
         </w:numPr>
         <w:ind w:leftChars="0"/>
@@ -1104,6 +1134,7 @@
     <w:p>
       <w:pPr>
         <w:numPr>
+          <w:ilvl w:val="0"/>
           <w:numId w:val="0"/>
         </w:numPr>
         <w:ind w:leftChars="0"/>
@@ -1171,6 +1202,7 @@
     <w:p>
       <w:pPr>
         <w:numPr>
+          <w:ilvl w:val="0"/>
           <w:numId w:val="0"/>
         </w:numPr>
         <w:ind w:leftChars="0"/>
@@ -1264,6 +1296,7 @@
     <w:p>
       <w:pPr>
         <w:numPr>
+          <w:ilvl w:val="0"/>
           <w:numId w:val="0"/>
         </w:numPr>
         <w:ind w:leftChars="0"/>
@@ -1279,6 +1312,7 @@
     <w:p>
       <w:pPr>
         <w:numPr>
+          <w:ilvl w:val="0"/>
           <w:numId w:val="0"/>
         </w:numPr>
         <w:ind w:leftChars="0"/>
@@ -1317,6 +1351,7 @@
     <w:p>
       <w:pPr>
         <w:numPr>
+          <w:ilvl w:val="0"/>
           <w:numId w:val="0"/>
         </w:numPr>
         <w:ind w:leftChars="0"/>
@@ -1363,6 +1398,7 @@
     <w:p>
       <w:pPr>
         <w:numPr>
+          <w:ilvl w:val="0"/>
           <w:numId w:val="0"/>
         </w:numPr>
         <w:ind w:leftChars="0"/>
@@ -1432,6 +1468,7 @@
     <w:p>
       <w:pPr>
         <w:numPr>
+          <w:ilvl w:val="0"/>
           <w:numId w:val="0"/>
         </w:numPr>
         <w:ind w:leftChars="0"/>
@@ -1457,6 +1494,7 @@
     <w:p>
       <w:pPr>
         <w:numPr>
+          <w:ilvl w:val="0"/>
           <w:numId w:val="0"/>
         </w:numPr>
         <w:ind w:leftChars="0"/>
@@ -1599,6 +1637,7 @@
     <w:p>
       <w:pPr>
         <w:numPr>
+          <w:ilvl w:val="0"/>
           <w:numId w:val="0"/>
         </w:numPr>
         <w:ind w:leftChars="0"/>
@@ -1614,6 +1653,7 @@
     <w:p>
       <w:pPr>
         <w:numPr>
+          <w:ilvl w:val="0"/>
           <w:numId w:val="0"/>
         </w:numPr>
         <w:ind w:leftChars="0"/>
@@ -1652,6 +1692,7 @@
     <w:p>
       <w:pPr>
         <w:numPr>
+          <w:ilvl w:val="0"/>
           <w:numId w:val="0"/>
         </w:numPr>
         <w:ind w:leftChars="0"/>
@@ -1688,6 +1729,7 @@
     <w:p>
       <w:pPr>
         <w:numPr>
+          <w:ilvl w:val="0"/>
           <w:numId w:val="0"/>
         </w:numPr>
         <w:ind w:leftChars="0"/>
@@ -1841,6 +1883,7 @@
     <w:p>
       <w:pPr>
         <w:numPr>
+          <w:ilvl w:val="0"/>
           <w:numId w:val="0"/>
         </w:numPr>
         <w:ind w:leftChars="0"/>
@@ -1866,6 +1909,7 @@
     <w:p>
       <w:pPr>
         <w:numPr>
+          <w:ilvl w:val="0"/>
           <w:numId w:val="0"/>
         </w:numPr>
         <w:ind w:leftChars="0"/>
@@ -1902,6 +1946,7 @@
     <w:p>
       <w:pPr>
         <w:numPr>
+          <w:ilvl w:val="0"/>
           <w:numId w:val="0"/>
         </w:numPr>
         <w:ind w:leftChars="0"/>
@@ -1980,6 +2025,7 @@
     <w:p>
       <w:pPr>
         <w:numPr>
+          <w:ilvl w:val="0"/>
           <w:numId w:val="0"/>
         </w:numPr>
         <w:ind w:leftChars="0"/>
@@ -2016,6 +2062,7 @@
     <w:p>
       <w:pPr>
         <w:numPr>
+          <w:ilvl w:val="0"/>
           <w:numId w:val="0"/>
         </w:numPr>
         <w:ind w:leftChars="0"/>
@@ -2043,7 +2090,8 @@
     <w:p>
       <w:pPr>
         <w:numPr>
-          <w:numId w:val="0"/>
+          <w:ilvl w:val="0"/>
+          <w:numId w:val="3"/>
         </w:numPr>
         <w:ind w:leftChars="0"/>
         <w:rPr>
@@ -2055,10 +2103,48 @@
           <w:lang w:val="en-US" w:eastAsia="zh-CN"/>
         </w:rPr>
       </w:pPr>
-    </w:p>
-    <w:p>
-      <w:pPr>
-        <w:numPr>
+      <w:r>
+        <w:rPr>
+          <w:rFonts w:hint="eastAsia"/>
+          <w:b w:val="0"/>
+          <w:bCs w:val="0"/>
+          <w:sz w:val="20"/>
+          <w:szCs w:val="20"/>
+          <w:lang w:val="en-US" w:eastAsia="zh-CN"/>
+        </w:rPr>
+        <w:t>AI提示词助手</w:t>
+      </w:r>
+    </w:p>
+    <w:p>
+      <w:pPr>
+        <w:numPr>
+          <w:numId w:val="0"/>
+        </w:numPr>
+        <w:rPr>
+          <w:rFonts w:hint="default"/>
+          <w:b w:val="0"/>
+          <w:bCs w:val="0"/>
+          <w:sz w:val="20"/>
+          <w:szCs w:val="20"/>
+          <w:lang w:val="en-US" w:eastAsia="zh-CN"/>
+        </w:rPr>
+      </w:pPr>
+      <w:r>
+        <w:rPr>
+          <w:rFonts w:hint="eastAsia"/>
+          <w:b w:val="0"/>
+          <w:bCs w:val="0"/>
+          <w:sz w:val="20"/>
+          <w:szCs w:val="20"/>
+          <w:lang w:val="en-US" w:eastAsia="zh-CN"/>
+        </w:rPr>
+        <w:t>DeepSeek驱动的智能提示词生成与优化，简单描述即可生成专业提示词，降低3D建模学习成本</w:t>
+      </w:r>
+    </w:p>
+    <w:p>
+      <w:pPr>
+        <w:numPr>
+          <w:ilvl w:val="0"/>
           <w:numId w:val="0"/>
         </w:numPr>
         <w:ind w:leftChars="0"/>
@@ -2066,6 +2152,25 @@
           <w:rFonts w:hint="eastAsia"/>
           <w:b w:val="0"/>
           <w:bCs w:val="0"/>
+          <w:sz w:val="20"/>
+          <w:szCs w:val="20"/>
+          <w:lang w:val="en-US" w:eastAsia="zh-CN"/>
+        </w:rPr>
+      </w:pPr>
+      <w:bookmarkStart w:id="0" w:name="_GoBack"/>
+      <w:bookmarkEnd w:id="0"/>
+    </w:p>
+    <w:p>
+      <w:pPr>
+        <w:numPr>
+          <w:ilvl w:val="0"/>
+          <w:numId w:val="0"/>
+        </w:numPr>
+        <w:ind w:leftChars="0"/>
+        <w:rPr>
+          <w:rFonts w:hint="eastAsia"/>
+          <w:b w:val="0"/>
+          <w:bCs w:val="0"/>
           <w:color w:val="0000FF"/>
           <w:sz w:val="20"/>
           <w:szCs w:val="20"/>
@@ -2128,6 +2233,7 @@
     <w:p>
       <w:pPr>
         <w:numPr>
+          <w:ilvl w:val="0"/>
           <w:numId w:val="0"/>
         </w:numPr>
         <w:ind w:firstLine="400" w:firstLineChars="200"/>
@@ -2183,6 +2289,7 @@
     <w:p>
       <w:pPr>
         <w:numPr>
+          <w:ilvl w:val="0"/>
           <w:numId w:val="0"/>
         </w:numPr>
         <w:ind w:firstLine="420" w:firstLineChars="0"/>
@@ -2210,6 +2317,7 @@
     <w:p>
       <w:pPr>
         <w:numPr>
+          <w:ilvl w:val="0"/>
           <w:numId w:val="0"/>
         </w:numPr>
         <w:ind w:firstLine="420" w:firstLineChars="0"/>
@@ -2227,6 +2335,7 @@
     <w:p>
       <w:pPr>
         <w:numPr>
+          <w:ilvl w:val="0"/>
           <w:numId w:val="0"/>
         </w:numPr>
         <w:rPr>
@@ -2255,6 +2364,7 @@
     <w:p>
       <w:pPr>
         <w:numPr>
+          <w:ilvl w:val="0"/>
           <w:numId w:val="0"/>
         </w:numPr>
         <w:ind w:leftChars="0"/>
@@ -2271,6 +2381,7 @@
     <w:p>
       <w:pPr>
         <w:numPr>
+          <w:ilvl w:val="0"/>
           <w:numId w:val="0"/>
         </w:numPr>
         <w:ind w:leftChars="0"/>
@@ -2608,6 +2719,7 @@
     <w:p>
       <w:pPr>
         <w:numPr>
+          <w:ilvl w:val="0"/>
           <w:numId w:val="0"/>
         </w:numPr>
         <w:ind w:leftChars="0"/>
@@ -2644,6 +2756,7 @@
     <w:p>
       <w:pPr>
         <w:numPr>
+          <w:ilvl w:val="0"/>
           <w:numId w:val="0"/>
         </w:numPr>
         <w:ind w:leftChars="0" w:firstLine="400" w:firstLineChars="200"/>
@@ -2669,6 +2782,7 @@
     <w:p>
       <w:pPr>
         <w:numPr>
+          <w:ilvl w:val="0"/>
           <w:numId w:val="0"/>
         </w:numPr>
         <w:ind w:leftChars="0" w:firstLine="400" w:firstLineChars="200"/>
@@ -2694,6 +2808,7 @@
     <w:p>
       <w:pPr>
         <w:numPr>
+          <w:ilvl w:val="0"/>
           <w:numId w:val="0"/>
         </w:numPr>
         <w:ind w:leftChars="0" w:firstLine="400" w:firstLineChars="200"/>
@@ -2709,6 +2824,7 @@
     <w:p>
       <w:pPr>
         <w:numPr>
+          <w:ilvl w:val="0"/>
           <w:numId w:val="0"/>
         </w:numPr>
         <w:ind w:leftChars="0"/>
@@ -2766,6 +2882,7 @@
     <w:p>
       <w:pPr>
         <w:numPr>
+          <w:ilvl w:val="0"/>
           <w:numId w:val="0"/>
         </w:numPr>
         <w:ind w:leftChars="0" w:firstLine="420" w:firstLineChars="0"/>
@@ -2791,6 +2908,7 @@
     <w:p>
       <w:pPr>
         <w:numPr>
+          <w:ilvl w:val="0"/>
           <w:numId w:val="0"/>
         </w:numPr>
         <w:ind w:leftChars="0" w:firstLine="420" w:firstLineChars="0"/>
@@ -2806,6 +2924,7 @@
     <w:p>
       <w:pPr>
         <w:numPr>
+          <w:ilvl w:val="0"/>
           <w:numId w:val="0"/>
         </w:numPr>
         <w:ind w:leftChars="0"/>
@@ -2833,6 +2952,7 @@
     <w:p>
       <w:pPr>
         <w:numPr>
+          <w:ilvl w:val="0"/>
           <w:numId w:val="0"/>
         </w:numPr>
         <w:ind w:leftChars="0" w:firstLine="420" w:firstLineChars="0"/>
@@ -2853,19 +2973,7 @@
           <w:sz w:val="20"/>
           <w:szCs w:val="20"/>
         </w:rPr>
-        <w:t>我选择了多模态智能缓存+预处理过滤作为主要策略。预处理系统在</w:t>
-      </w:r>
-      <w:bookmarkStart w:id="0" w:name="_GoBack"/>
-      <w:bookmarkEnd w:id="0"/>
-      <w:r>
-        <w:rPr>
-          <w:rFonts w:hint="eastAsia"/>
-          <w:b w:val="0"/>
-          <w:bCs w:val="0"/>
-          <w:sz w:val="20"/>
-          <w:szCs w:val="20"/>
-        </w:rPr>
-        <w:t>提交前过滤掉无意义的提示词（如空白、单字符、无关键词</w:t>
+        <w:t>我选择了多模态智能缓存+预处理过滤作为主要策略。预处理系统在提交前过滤掉无意义的提示词（如空白、单字符、无关键词</w:t>
       </w:r>
       <w:r>
         <w:rPr>
@@ -2950,9 +3058,9 @@
     </w:lvl>
   </w:abstractNum>
   <w:abstractNum w:abstractNumId="1">
-    <w:nsid w:val="68797012"/>
+    <w:nsid w:val="D227C5D1"/>
     <w:multiLevelType w:val="singleLevel"/>
-    <w:tmpl w:val="68797012"/>
+    <w:tmpl w:val="D227C5D1"/>
     <w:lvl w:ilvl="0" w:tentative="0">
       <w:start w:val="10"/>
       <w:numFmt w:val="decimal"/>
